--- a/templates/prikaz_ic_potoka.docx
+++ b/templates/prikaz_ic_potoka.docx
@@ -6019,7 +6019,7 @@
           <w:sz w:val="24"/>
           <w:szCs w:val="24"/>
         </w:rPr>
-        <w:t>_____________202_г</w:t>
+        <w:t xml:space="preserve"> {{prikaz_date}}</w:t>
       </w:r>
       <w:r>
         <w:rPr>
@@ -6028,7 +6028,7 @@
           <w:sz w:val="24"/>
           <w:szCs w:val="24"/>
         </w:rPr>
-        <w:t>. № ___</w:t>
+        <w:t xml:space="preserve"> № </w:t>
       </w:r>
       <w:r>
         <w:rPr>
@@ -6037,7 +6037,7 @@
           <w:sz w:val="24"/>
           <w:szCs w:val="24"/>
         </w:rPr>
-        <w:t>____</w:t>
+        <w:t>{{prikaz_num}}</w:t>
       </w:r>
     </w:p>
     <w:p>
